--- a/a7/packages/A7 Unit 5 - Multi-Step Proportional Relationships/Lessons/5.08/A7 5.08 Converting Mass, Area and Volume - Lesson Plan.docx
+++ b/a7/packages/A7 Unit 5 - Multi-Step Proportional Relationships/Lessons/5.08/A7 5.08 Converting Mass, Area and Volume - Lesson Plan.docx
@@ -1192,7 +1192,7 @@
                 <w:color w:val="1A1A1A"/>
                 <w:sz w:val="20"/>
               </w:rPr>
-              <w:t>every mass and volume board says its estimate first — fewer kilograms than pounds, more litres than gallons</w:t>
+              <w:t>every mass and volume board says its estimate first — fewer kilograms than pounds, more liters than gallons</w:t>
             </w:r>
           </w:p>
         </w:tc>
@@ -3454,7 +3454,7 @@
                 <w:color w:val="1A1A1A"/>
                 <w:sz w:val="20"/>
               </w:rPr>
-              <w:t>Why do fluid ounces go through cups to reach litres on this reference sheet?</w:t>
+              <w:t>Why do fluid ounces go through cups to reach liters on this reference sheet?</w:t>
             </w:r>
           </w:p>
         </w:tc>
@@ -3880,7 +3880,7 @@
                 <w:color w:val="1A1A1A"/>
                 <w:sz w:val="18"/>
               </w:rPr>
-              <w:t>1 gal = 3.785 L. A cooler holds 4 gal.  How many litres is that?</w:t>
+              <w:t>1 gal = 3.785 L. A cooler holds 4 gal.  How many liters is that?</w:t>
             </w:r>
           </w:p>
         </w:tc>
@@ -4267,7 +4267,7 @@
                 <w:color w:val="1A1A1A"/>
                 <w:sz w:val="18"/>
               </w:rPr>
-              <w:t xml:space="preserve"> forgotten — one square yard, not two [4.06: finish the computation]; (D) 2 × 3: the ratio used once [B1G-M 7.AR.3.3: square units need the ratio squared; Notes II]</w:t>
+              <w:t xml:space="preserve"> forgotten — one square yard, not two [4.06: finish the computation]; (D) 2 × 3: the ratio used once [7.AR.3.3: square units need the ratio squared — the unit's own; Notes II]</w:t>
             </w:r>
           </w:p>
         </w:tc>
@@ -4334,7 +4334,7 @@
                 <w:color w:val="1A1A1A"/>
                 <w:sz w:val="18"/>
               </w:rPr>
-              <w:t>1 c = 8 fl oz and 1 c = 0.24 L. A bottle holds 16 fl oz.  How many litres is that?</w:t>
+              <w:t>1 c = 8 fl oz and 1 c = 0.24 L. A bottle holds 16 fl oz.  How many liters is that?</w:t>
             </w:r>
           </w:p>
         </w:tc>
@@ -4463,7 +4463,7 @@
                 <w:color w:val="1A1A1A"/>
                 <w:sz w:val="18"/>
               </w:rPr>
-              <w:t>1 m = 100 cm. How many square centimetres is 1 m</w:t>
+              <w:t>1 m = 100 cm. How many square centimeters is 1 m</w:t>
             </w:r>
             <w:r>
               <w:rPr>
@@ -4554,7 +4554,7 @@
                 <w:color w:val="1A1A1A"/>
                 <w:sz w:val="18"/>
               </w:rPr>
-              <w:t>(A) 10 × 100: the ratio once, then a guess upward [B1G-M 7.AR.3.3: square units need the ratio squared]; (B) 2 × 100: 'two dimensions, so double it' [5.02–03 Notes II]; (D) the length ratio handed in for an area [B1G-M 7.AR.3.3: square units need the ratio squared; Notes II]</w:t>
+              <w:t>(A) 10 × 100: the ratio once, then a guess upward [7.AR.3.3: square units need the ratio squared — the unit's own]; (B) 2 × 100: 'two dimensions, so double it' [5.02–03 Notes II]; (D) the length ratio handed in for an area [7.AR.3.3: square units need the ratio squared — the unit's own; Notes II]</w:t>
             </w:r>
           </w:p>
         </w:tc>
@@ -4621,7 +4621,7 @@
                 <w:color w:val="1A1A1A"/>
                 <w:sz w:val="18"/>
               </w:rPr>
-              <w:t>1 kg = 2.204 lb. A 5-lb bag of flour and a 2-kg bag of sugar.  Which is heavier, and by how much?</w:t>
+              <w:t>1 kg = 2.204 lb. A 5-lb bag of flour and a 2.5-kg bag of sugar.  Which is heavier, and by how much?</w:t>
             </w:r>
           </w:p>
         </w:tc>
@@ -4652,7 +4652,7 @@
                 <w:color w:val="9E1B32"/>
                 <w:sz w:val="18"/>
               </w:rPr>
-              <w:t>The 5-lb bag, by 0.592 lb (about 0.6 lb)</w:t>
+              <w:t>The sugar, by 0.51 lb</w:t>
             </w:r>
           </w:p>
         </w:tc>
@@ -4683,7 +4683,7 @@
                 <w:color w:val="1A1A1A"/>
                 <w:sz w:val="18"/>
               </w:rPr>
-              <w:t>'the 5-lb bag, because 5 &gt; 2' — the numbers compared, not the weights [MTR.6.1: units first]; 'the 2-kg bag' — kilograms taken as heavier than any number of pounds</w:t>
+              <w:t>'the flour, because 5 &gt; 2.5' — the numbers compared, not the weights [MTR.6.1: units first]; 'the flour, by 2.5 lb' — 5 − 2.5 in two units</w:t>
             </w:r>
           </w:p>
         </w:tc>
@@ -4750,7 +4750,7 @@
                 <w:color w:val="1A1A1A"/>
                 <w:sz w:val="18"/>
               </w:rPr>
-              <w:t>1 gal = 3.785 L. A 20-gal fish tank, bought for $45, is being filled.  How many litres does it hold?</w:t>
+              <w:t>1 gal = 3.785 L. A 20-gal fish tank, bought for $45, is being filled.  How many liters does it hold?</w:t>
             </w:r>
           </w:p>
         </w:tc>
@@ -5373,7 +5373,7 @@
                 <w:color w:val="1A1A1A"/>
                 <w:sz w:val="21"/>
               </w:rPr>
-              <w:t xml:space="preserve"> makes sense from it (1 L = 1,000 mL; a litre is a 10-cm cube).</w:t>
+              <w:t xml:space="preserve"> makes sense from it (1 L = 1,000 mL; a liter is a 10-cm cube).</w:t>
             </w:r>
           </w:p>
         </w:tc>

--- a/a7/packages/A7 Unit 5 - Multi-Step Proportional Relationships/Lessons/5.08/A7 5.08 Converting Mass, Area and Volume - Lesson Plan.docx
+++ b/a7/packages/A7 Unit 5 - Multi-Step Proportional Relationships/Lessons/5.08/A7 5.08 Converting Mass, Area and Volume - Lesson Plan.docx
@@ -3745,13 +3745,47 @@
               <w:spacing w:after="0"/>
             </w:pPr>
             <w:r>
+              <w:drawing>
+                <wp:inline xmlns:a="http://schemas.openxmlformats.org/drawingml/2006/main" xmlns:pic="http://schemas.openxmlformats.org/drawingml/2006/picture">
+                  <wp:extent cx="923544" cy="152400"/>
+                  <wp:docPr id="1" name="Picture 1"/>
+                  <wp:cNvGraphicFramePr>
+                    <a:graphicFrameLocks noChangeAspect="1"/>
+                  </wp:cNvGraphicFramePr>
+                  <a:graphic>
+                    <a:graphicData uri="http://schemas.openxmlformats.org/drawingml/2006/picture">
+                      <pic:pic>
+                        <pic:nvPicPr>
+                          <pic:cNvPr id="0" name="3c22950bb1bc3546.png"/>
+                          <pic:cNvPicPr/>
+                        </pic:nvPicPr>
+                        <pic:blipFill>
+                          <a:blip r:embed="rId9"/>
+                          <a:stretch>
+                            <a:fillRect/>
+                          </a:stretch>
+                        </pic:blipFill>
+                        <pic:spPr>
+                          <a:xfrm>
+                            <a:off x="0" y="0"/>
+                            <a:ext cx="923544" cy="152400"/>
+                          </a:xfrm>
+                          <a:prstGeom prst="rect"/>
+                        </pic:spPr>
+                      </pic:pic>
+                    </a:graphicData>
+                  </a:graphic>
+                </wp:inline>
+              </w:drawing>
+            </w:r>
+            <w:r>
               <w:rPr>
                 <w:b w:val="0"/>
                 <w:i w:val="0"/>
                 <w:color w:val="1A1A1A"/>
                 <w:sz w:val="18"/>
               </w:rPr>
-              <w:t>1 kg = 2.204 lb. A bag of rice is 10 kg.  How many pounds is that?</w:t>
+              <w:t>. A bag of rice is 10 kg.  How many pounds is that?</w:t>
             </w:r>
           </w:p>
         </w:tc>
@@ -3874,13 +3908,47 @@
               <w:spacing w:after="0"/>
             </w:pPr>
             <w:r>
+              <w:drawing>
+                <wp:inline xmlns:a="http://schemas.openxmlformats.org/drawingml/2006/main" xmlns:pic="http://schemas.openxmlformats.org/drawingml/2006/picture">
+                  <wp:extent cx="935736" cy="152400"/>
+                  <wp:docPr id="2" name="Picture 2"/>
+                  <wp:cNvGraphicFramePr>
+                    <a:graphicFrameLocks noChangeAspect="1"/>
+                  </wp:cNvGraphicFramePr>
+                  <a:graphic>
+                    <a:graphicData uri="http://schemas.openxmlformats.org/drawingml/2006/picture">
+                      <pic:pic>
+                        <pic:nvPicPr>
+                          <pic:cNvPr id="0" name="170d5a422b404c42.png"/>
+                          <pic:cNvPicPr/>
+                        </pic:nvPicPr>
+                        <pic:blipFill>
+                          <a:blip r:embed="rId10"/>
+                          <a:stretch>
+                            <a:fillRect/>
+                          </a:stretch>
+                        </pic:blipFill>
+                        <pic:spPr>
+                          <a:xfrm>
+                            <a:off x="0" y="0"/>
+                            <a:ext cx="935736" cy="152400"/>
+                          </a:xfrm>
+                          <a:prstGeom prst="rect"/>
+                        </pic:spPr>
+                      </pic:pic>
+                    </a:graphicData>
+                  </a:graphic>
+                </wp:inline>
+              </w:drawing>
+            </w:r>
+            <w:r>
               <w:rPr>
                 <w:b w:val="0"/>
                 <w:i w:val="0"/>
                 <w:color w:val="1A1A1A"/>
                 <w:sz w:val="18"/>
               </w:rPr>
-              <w:t>1 gal = 3.785 L. A cooler holds 4 gal.  How many liters is that?</w:t>
+              <w:t>. A cooler holds 4 gal.  How many liters is that?</w:t>
             </w:r>
           </w:p>
         </w:tc>
@@ -4003,13 +4071,47 @@
               <w:spacing w:after="0"/>
             </w:pPr>
             <w:r>
+              <w:drawing>
+                <wp:inline xmlns:a="http://schemas.openxmlformats.org/drawingml/2006/main" xmlns:pic="http://schemas.openxmlformats.org/drawingml/2006/picture">
+                  <wp:extent cx="932688" cy="152400"/>
+                  <wp:docPr id="3" name="Picture 3"/>
+                  <wp:cNvGraphicFramePr>
+                    <a:graphicFrameLocks noChangeAspect="1"/>
+                  </wp:cNvGraphicFramePr>
+                  <a:graphic>
+                    <a:graphicData uri="http://schemas.openxmlformats.org/drawingml/2006/picture">
+                      <pic:pic>
+                        <pic:nvPicPr>
+                          <pic:cNvPr id="0" name="3c4707d5ca057ff6.png"/>
+                          <pic:cNvPicPr/>
+                        </pic:nvPicPr>
+                        <pic:blipFill>
+                          <a:blip r:embed="rId11"/>
+                          <a:stretch>
+                            <a:fillRect/>
+                          </a:stretch>
+                        </pic:blipFill>
+                        <pic:spPr>
+                          <a:xfrm>
+                            <a:off x="0" y="0"/>
+                            <a:ext cx="932688" cy="152400"/>
+                          </a:xfrm>
+                          <a:prstGeom prst="rect"/>
+                        </pic:spPr>
+                      </pic:pic>
+                    </a:graphicData>
+                  </a:graphic>
+                </wp:inline>
+              </w:drawing>
+            </w:r>
+            <w:r>
               <w:rPr>
                 <w:b w:val="0"/>
                 <w:i w:val="0"/>
                 <w:color w:val="1A1A1A"/>
                 <w:sz w:val="18"/>
               </w:rPr>
-              <w:t>1 L = 0.264 gal. A tank holds 10 L.  How many gallons is that?</w:t>
+              <w:t>. A tank holds 10 L.  How many gallons is that?</w:t>
             </w:r>
           </w:p>
         </w:tc>
@@ -4132,13 +4234,38 @@
               <w:spacing w:after="0"/>
             </w:pPr>
             <w:r>
-              <w:rPr>
-                <w:b w:val="0"/>
-                <w:i w:val="0"/>
-                <w:color w:val="1A1A1A"/>
-                <w:sz w:val="18"/>
-              </w:rPr>
-              <w:t>1 yd = 3 ft. A patch of lawn is 2 yd</w:t>
+              <w:drawing>
+                <wp:inline xmlns:a="http://schemas.openxmlformats.org/drawingml/2006/main" xmlns:pic="http://schemas.openxmlformats.org/drawingml/2006/picture">
+                  <wp:extent cx="612648" cy="152400"/>
+                  <wp:docPr id="4" name="Picture 4"/>
+                  <wp:cNvGraphicFramePr>
+                    <a:graphicFrameLocks noChangeAspect="1"/>
+                  </wp:cNvGraphicFramePr>
+                  <a:graphic>
+                    <a:graphicData uri="http://schemas.openxmlformats.org/drawingml/2006/picture">
+                      <pic:pic>
+                        <pic:nvPicPr>
+                          <pic:cNvPr id="0" name="839b0e45ced0f362.png"/>
+                          <pic:cNvPicPr/>
+                        </pic:nvPicPr>
+                        <pic:blipFill>
+                          <a:blip r:embed="rId12"/>
+                          <a:stretch>
+                            <a:fillRect/>
+                          </a:stretch>
+                        </pic:blipFill>
+                        <pic:spPr>
+                          <a:xfrm>
+                            <a:off x="0" y="0"/>
+                            <a:ext cx="612648" cy="152400"/>
+                          </a:xfrm>
+                          <a:prstGeom prst="rect"/>
+                        </pic:spPr>
+                      </pic:pic>
+                    </a:graphicData>
+                  </a:graphic>
+                </wp:inline>
+              </w:drawing>
             </w:r>
             <w:r>
               <w:rPr>
@@ -4146,9 +4273,42 @@
                 <w:i w:val="0"/>
                 <w:color w:val="1A1A1A"/>
                 <w:sz w:val="18"/>
-                <w:vertAlign w:val="superscript"/>
               </w:rPr>
-              <w:t>2</w:t>
+              <w:t xml:space="preserve">. A patch of lawn is </w:t>
+            </w:r>
+            <w:r>
+              <w:drawing>
+                <wp:inline xmlns:a="http://schemas.openxmlformats.org/drawingml/2006/main" xmlns:pic="http://schemas.openxmlformats.org/drawingml/2006/picture">
+                  <wp:extent cx="320040" cy="176784"/>
+                  <wp:docPr id="5" name="Picture 5"/>
+                  <wp:cNvGraphicFramePr>
+                    <a:graphicFrameLocks noChangeAspect="1"/>
+                  </wp:cNvGraphicFramePr>
+                  <a:graphic>
+                    <a:graphicData uri="http://schemas.openxmlformats.org/drawingml/2006/picture">
+                      <pic:pic>
+                        <pic:nvPicPr>
+                          <pic:cNvPr id="0" name="662486e9ebccd321.png"/>
+                          <pic:cNvPicPr/>
+                        </pic:nvPicPr>
+                        <pic:blipFill>
+                          <a:blip r:embed="rId13"/>
+                          <a:stretch>
+                            <a:fillRect/>
+                          </a:stretch>
+                        </pic:blipFill>
+                        <pic:spPr>
+                          <a:xfrm>
+                            <a:off x="0" y="0"/>
+                            <a:ext cx="320040" cy="176784"/>
+                          </a:xfrm>
+                          <a:prstGeom prst="rect"/>
+                        </pic:spPr>
+                      </pic:pic>
+                    </a:graphicData>
+                  </a:graphic>
+                </wp:inline>
+              </w:drawing>
             </w:r>
             <w:r>
               <w:rPr>
@@ -4328,13 +4488,90 @@
               <w:spacing w:after="0"/>
             </w:pPr>
             <w:r>
+              <w:drawing>
+                <wp:inline xmlns:a="http://schemas.openxmlformats.org/drawingml/2006/main" xmlns:pic="http://schemas.openxmlformats.org/drawingml/2006/picture">
+                  <wp:extent cx="713232" cy="118872"/>
+                  <wp:docPr id="6" name="Picture 6"/>
+                  <wp:cNvGraphicFramePr>
+                    <a:graphicFrameLocks noChangeAspect="1"/>
+                  </wp:cNvGraphicFramePr>
+                  <a:graphic>
+                    <a:graphicData uri="http://schemas.openxmlformats.org/drawingml/2006/picture">
+                      <pic:pic>
+                        <pic:nvPicPr>
+                          <pic:cNvPr id="0" name="95c8d2f734606b03.png"/>
+                          <pic:cNvPicPr/>
+                        </pic:nvPicPr>
+                        <pic:blipFill>
+                          <a:blip r:embed="rId14"/>
+                          <a:stretch>
+                            <a:fillRect/>
+                          </a:stretch>
+                        </pic:blipFill>
+                        <pic:spPr>
+                          <a:xfrm>
+                            <a:off x="0" y="0"/>
+                            <a:ext cx="713232" cy="118872"/>
+                          </a:xfrm>
+                          <a:prstGeom prst="rect"/>
+                        </pic:spPr>
+                      </pic:pic>
+                    </a:graphicData>
+                  </a:graphic>
+                </wp:inline>
+              </w:drawing>
+            </w:r>
+            <w:r>
               <w:rPr>
                 <w:b w:val="0"/>
                 <w:i w:val="0"/>
                 <w:color w:val="1A1A1A"/>
                 <w:sz w:val="18"/>
               </w:rPr>
-              <w:t>1 c = 8 fl oz and 1 c = 0.24 L. A bottle holds 16 fl oz.  How many liters is that?</w:t>
+              <w:t xml:space="preserve"> and </w:t>
+            </w:r>
+            <w:r>
+              <w:drawing>
+                <wp:inline xmlns:a="http://schemas.openxmlformats.org/drawingml/2006/main" xmlns:pic="http://schemas.openxmlformats.org/drawingml/2006/picture">
+                  <wp:extent cx="725424" cy="115824"/>
+                  <wp:docPr id="7" name="Picture 7"/>
+                  <wp:cNvGraphicFramePr>
+                    <a:graphicFrameLocks noChangeAspect="1"/>
+                  </wp:cNvGraphicFramePr>
+                  <a:graphic>
+                    <a:graphicData uri="http://schemas.openxmlformats.org/drawingml/2006/picture">
+                      <pic:pic>
+                        <pic:nvPicPr>
+                          <pic:cNvPr id="0" name="23517ced1c8ffbd7.png"/>
+                          <pic:cNvPicPr/>
+                        </pic:nvPicPr>
+                        <pic:blipFill>
+                          <a:blip r:embed="rId15"/>
+                          <a:stretch>
+                            <a:fillRect/>
+                          </a:stretch>
+                        </pic:blipFill>
+                        <pic:spPr>
+                          <a:xfrm>
+                            <a:off x="0" y="0"/>
+                            <a:ext cx="725424" cy="115824"/>
+                          </a:xfrm>
+                          <a:prstGeom prst="rect"/>
+                        </pic:spPr>
+                      </pic:pic>
+                    </a:graphicData>
+                  </a:graphic>
+                </wp:inline>
+              </w:drawing>
+            </w:r>
+            <w:r>
+              <w:rPr>
+                <w:b w:val="0"/>
+                <w:i w:val="0"/>
+                <w:color w:val="1A1A1A"/>
+                <w:sz w:val="18"/>
+              </w:rPr>
+              <w:t>.  A bottle holds 16 fl oz.  How many liters is that?</w:t>
             </w:r>
           </w:p>
         </w:tc>
@@ -4457,13 +4694,38 @@
               <w:spacing w:after="0"/>
             </w:pPr>
             <w:r>
-              <w:rPr>
-                <w:b w:val="0"/>
-                <w:i w:val="0"/>
-                <w:color w:val="1A1A1A"/>
-                <w:sz w:val="18"/>
-              </w:rPr>
-              <w:t>1 m = 100 cm. How many square centimeters is 1 m</w:t>
+              <w:drawing>
+                <wp:inline xmlns:a="http://schemas.openxmlformats.org/drawingml/2006/main" xmlns:pic="http://schemas.openxmlformats.org/drawingml/2006/picture">
+                  <wp:extent cx="841248" cy="115824"/>
+                  <wp:docPr id="8" name="Picture 8"/>
+                  <wp:cNvGraphicFramePr>
+                    <a:graphicFrameLocks noChangeAspect="1"/>
+                  </wp:cNvGraphicFramePr>
+                  <a:graphic>
+                    <a:graphicData uri="http://schemas.openxmlformats.org/drawingml/2006/picture">
+                      <pic:pic>
+                        <pic:nvPicPr>
+                          <pic:cNvPr id="0" name="cd3e817c28580500.png"/>
+                          <pic:cNvPicPr/>
+                        </pic:nvPicPr>
+                        <pic:blipFill>
+                          <a:blip r:embed="rId16"/>
+                          <a:stretch>
+                            <a:fillRect/>
+                          </a:stretch>
+                        </pic:blipFill>
+                        <pic:spPr>
+                          <a:xfrm>
+                            <a:off x="0" y="0"/>
+                            <a:ext cx="841248" cy="115824"/>
+                          </a:xfrm>
+                          <a:prstGeom prst="rect"/>
+                        </pic:spPr>
+                      </pic:pic>
+                    </a:graphicData>
+                  </a:graphic>
+                </wp:inline>
+              </w:drawing>
             </w:r>
             <w:r>
               <w:rPr>
@@ -4471,9 +4733,42 @@
                 <w:i w:val="0"/>
                 <w:color w:val="1A1A1A"/>
                 <w:sz w:val="18"/>
-                <w:vertAlign w:val="superscript"/>
               </w:rPr>
-              <w:t>2</w:t>
+              <w:t xml:space="preserve">. How many square centimeters is </w:t>
+            </w:r>
+            <w:r>
+              <w:drawing>
+                <wp:inline xmlns:a="http://schemas.openxmlformats.org/drawingml/2006/main" xmlns:pic="http://schemas.openxmlformats.org/drawingml/2006/picture">
+                  <wp:extent cx="268224" cy="140208"/>
+                  <wp:docPr id="9" name="Picture 9"/>
+                  <wp:cNvGraphicFramePr>
+                    <a:graphicFrameLocks noChangeAspect="1"/>
+                  </wp:cNvGraphicFramePr>
+                  <a:graphic>
+                    <a:graphicData uri="http://schemas.openxmlformats.org/drawingml/2006/picture">
+                      <pic:pic>
+                        <pic:nvPicPr>
+                          <pic:cNvPr id="0" name="4eee8a5eb973ce57.png"/>
+                          <pic:cNvPicPr/>
+                        </pic:nvPicPr>
+                        <pic:blipFill>
+                          <a:blip r:embed="rId17"/>
+                          <a:stretch>
+                            <a:fillRect/>
+                          </a:stretch>
+                        </pic:blipFill>
+                        <pic:spPr>
+                          <a:xfrm>
+                            <a:off x="0" y="0"/>
+                            <a:ext cx="268224" cy="140208"/>
+                          </a:xfrm>
+                          <a:prstGeom prst="rect"/>
+                        </pic:spPr>
+                      </pic:pic>
+                    </a:graphicData>
+                  </a:graphic>
+                </wp:inline>
+              </w:drawing>
             </w:r>
             <w:r>
               <w:rPr>
@@ -4615,13 +4910,47 @@
               <w:spacing w:after="0"/>
             </w:pPr>
             <w:r>
+              <w:drawing>
+                <wp:inline xmlns:a="http://schemas.openxmlformats.org/drawingml/2006/main" xmlns:pic="http://schemas.openxmlformats.org/drawingml/2006/picture">
+                  <wp:extent cx="923544" cy="152400"/>
+                  <wp:docPr id="10" name="Picture 10"/>
+                  <wp:cNvGraphicFramePr>
+                    <a:graphicFrameLocks noChangeAspect="1"/>
+                  </wp:cNvGraphicFramePr>
+                  <a:graphic>
+                    <a:graphicData uri="http://schemas.openxmlformats.org/drawingml/2006/picture">
+                      <pic:pic>
+                        <pic:nvPicPr>
+                          <pic:cNvPr id="0" name="3c22950bb1bc3546.png"/>
+                          <pic:cNvPicPr/>
+                        </pic:nvPicPr>
+                        <pic:blipFill>
+                          <a:blip r:embed="rId9"/>
+                          <a:stretch>
+                            <a:fillRect/>
+                          </a:stretch>
+                        </pic:blipFill>
+                        <pic:spPr>
+                          <a:xfrm>
+                            <a:off x="0" y="0"/>
+                            <a:ext cx="923544" cy="152400"/>
+                          </a:xfrm>
+                          <a:prstGeom prst="rect"/>
+                        </pic:spPr>
+                      </pic:pic>
+                    </a:graphicData>
+                  </a:graphic>
+                </wp:inline>
+              </w:drawing>
+            </w:r>
+            <w:r>
               <w:rPr>
                 <w:b w:val="0"/>
                 <w:i w:val="0"/>
                 <w:color w:val="1A1A1A"/>
                 <w:sz w:val="18"/>
               </w:rPr>
-              <w:t>1 kg = 2.204 lb. A 5-lb bag of flour and a 2.5-kg bag of sugar.  Which is heavier, and by how much?</w:t>
+              <w:t>.  A 5-lb bag of flour and a 2.5-kg bag of sugar.  Which is heavier, and by how much?</w:t>
             </w:r>
           </w:p>
         </w:tc>
@@ -4744,13 +5073,47 @@
               <w:spacing w:after="0"/>
             </w:pPr>
             <w:r>
+              <w:drawing>
+                <wp:inline xmlns:a="http://schemas.openxmlformats.org/drawingml/2006/main" xmlns:pic="http://schemas.openxmlformats.org/drawingml/2006/picture">
+                  <wp:extent cx="935736" cy="152400"/>
+                  <wp:docPr id="11" name="Picture 11"/>
+                  <wp:cNvGraphicFramePr>
+                    <a:graphicFrameLocks noChangeAspect="1"/>
+                  </wp:cNvGraphicFramePr>
+                  <a:graphic>
+                    <a:graphicData uri="http://schemas.openxmlformats.org/drawingml/2006/picture">
+                      <pic:pic>
+                        <pic:nvPicPr>
+                          <pic:cNvPr id="0" name="170d5a422b404c42.png"/>
+                          <pic:cNvPicPr/>
+                        </pic:nvPicPr>
+                        <pic:blipFill>
+                          <a:blip r:embed="rId10"/>
+                          <a:stretch>
+                            <a:fillRect/>
+                          </a:stretch>
+                        </pic:blipFill>
+                        <pic:spPr>
+                          <a:xfrm>
+                            <a:off x="0" y="0"/>
+                            <a:ext cx="935736" cy="152400"/>
+                          </a:xfrm>
+                          <a:prstGeom prst="rect"/>
+                        </pic:spPr>
+                      </pic:pic>
+                    </a:graphicData>
+                  </a:graphic>
+                </wp:inline>
+              </w:drawing>
+            </w:r>
+            <w:r>
               <w:rPr>
                 <w:b w:val="0"/>
                 <w:i w:val="0"/>
                 <w:color w:val="1A1A1A"/>
                 <w:sz w:val="18"/>
               </w:rPr>
-              <w:t>1 gal = 3.785 L. A 20-gal fish tank, bought for $45, is being filled.  How many liters does it hold?</w:t>
+              <w:t>.  A 20-gal fish tank, bought for $45, is being filled.  How many liters does it hold?</w:t>
             </w:r>
           </w:p>
         </w:tc>
@@ -4873,23 +5236,38 @@
               <w:spacing w:after="0"/>
             </w:pPr>
             <w:r>
-              <w:rPr>
-                <w:b w:val="0"/>
-                <w:i w:val="0"/>
-                <w:color w:val="1A1A1A"/>
-                <w:sz w:val="18"/>
-              </w:rPr>
-              <w:t>1 ft = 12 in. Priya says 2 ft</w:t>
-            </w:r>
-            <w:r>
-              <w:rPr>
-                <w:b w:val="0"/>
-                <w:i w:val="0"/>
-                <w:color w:val="1A1A1A"/>
-                <w:sz w:val="18"/>
-                <w:vertAlign w:val="superscript"/>
-              </w:rPr>
-              <w:t>3</w:t>
+              <w:drawing>
+                <wp:inline xmlns:a="http://schemas.openxmlformats.org/drawingml/2006/main" xmlns:pic="http://schemas.openxmlformats.org/drawingml/2006/picture">
+                  <wp:extent cx="658368" cy="115824"/>
+                  <wp:docPr id="12" name="Picture 12"/>
+                  <wp:cNvGraphicFramePr>
+                    <a:graphicFrameLocks noChangeAspect="1"/>
+                  </wp:cNvGraphicFramePr>
+                  <a:graphic>
+                    <a:graphicData uri="http://schemas.openxmlformats.org/drawingml/2006/picture">
+                      <pic:pic>
+                        <pic:nvPicPr>
+                          <pic:cNvPr id="0" name="cc9a9baebce143e8.png"/>
+                          <pic:cNvPicPr/>
+                        </pic:nvPicPr>
+                        <pic:blipFill>
+                          <a:blip r:embed="rId18"/>
+                          <a:stretch>
+                            <a:fillRect/>
+                          </a:stretch>
+                        </pic:blipFill>
+                        <pic:spPr>
+                          <a:xfrm>
+                            <a:off x="0" y="0"/>
+                            <a:ext cx="658368" cy="115824"/>
+                          </a:xfrm>
+                          <a:prstGeom prst="rect"/>
+                        </pic:spPr>
+                      </pic:pic>
+                    </a:graphicData>
+                  </a:graphic>
+                </wp:inline>
+              </w:drawing>
             </w:r>
             <w:r>
               <w:rPr>
@@ -4898,17 +5276,41 @@
                 <w:color w:val="1A1A1A"/>
                 <w:sz w:val="18"/>
               </w:rPr>
-              <w:t xml:space="preserve"> is 24 in</w:t>
+              <w:t xml:space="preserve">. Priya says </w:t>
             </w:r>
             <w:r>
-              <w:rPr>
-                <w:b w:val="0"/>
-                <w:i w:val="0"/>
-                <w:color w:val="1A1A1A"/>
-                <w:sz w:val="18"/>
-                <w:vertAlign w:val="superscript"/>
-              </w:rPr>
-              <w:t>3</w:t>
+              <w:drawing>
+                <wp:inline xmlns:a="http://schemas.openxmlformats.org/drawingml/2006/main" xmlns:pic="http://schemas.openxmlformats.org/drawingml/2006/picture">
+                  <wp:extent cx="252984" cy="143256"/>
+                  <wp:docPr id="13" name="Picture 13"/>
+                  <wp:cNvGraphicFramePr>
+                    <a:graphicFrameLocks noChangeAspect="1"/>
+                  </wp:cNvGraphicFramePr>
+                  <a:graphic>
+                    <a:graphicData uri="http://schemas.openxmlformats.org/drawingml/2006/picture">
+                      <pic:pic>
+                        <pic:nvPicPr>
+                          <pic:cNvPr id="0" name="9c1380ed94b6c816.png"/>
+                          <pic:cNvPicPr/>
+                        </pic:nvPicPr>
+                        <pic:blipFill>
+                          <a:blip r:embed="rId19"/>
+                          <a:stretch>
+                            <a:fillRect/>
+                          </a:stretch>
+                        </pic:blipFill>
+                        <pic:spPr>
+                          <a:xfrm>
+                            <a:off x="0" y="0"/>
+                            <a:ext cx="252984" cy="143256"/>
+                          </a:xfrm>
+                          <a:prstGeom prst="rect"/>
+                        </pic:spPr>
+                      </pic:pic>
+                    </a:graphicData>
+                  </a:graphic>
+                </wp:inline>
+              </w:drawing>
             </w:r>
             <w:r>
               <w:rPr>
@@ -4917,7 +5319,93 @@
                 <w:color w:val="1A1A1A"/>
                 <w:sz w:val="18"/>
               </w:rPr>
-              <w:t>, because 2 × 12 = 24. Name the error and fix it.</w:t>
+              <w:t xml:space="preserve"> is </w:t>
+            </w:r>
+            <w:r>
+              <w:drawing>
+                <wp:inline xmlns:a="http://schemas.openxmlformats.org/drawingml/2006/main" xmlns:pic="http://schemas.openxmlformats.org/drawingml/2006/picture">
+                  <wp:extent cx="362712" cy="140208"/>
+                  <wp:docPr id="14" name="Picture 14"/>
+                  <wp:cNvGraphicFramePr>
+                    <a:graphicFrameLocks noChangeAspect="1"/>
+                  </wp:cNvGraphicFramePr>
+                  <a:graphic>
+                    <a:graphicData uri="http://schemas.openxmlformats.org/drawingml/2006/picture">
+                      <pic:pic>
+                        <pic:nvPicPr>
+                          <pic:cNvPr id="0" name="a64dc9405b6df009.png"/>
+                          <pic:cNvPicPr/>
+                        </pic:nvPicPr>
+                        <pic:blipFill>
+                          <a:blip r:embed="rId20"/>
+                          <a:stretch>
+                            <a:fillRect/>
+                          </a:stretch>
+                        </pic:blipFill>
+                        <pic:spPr>
+                          <a:xfrm>
+                            <a:off x="0" y="0"/>
+                            <a:ext cx="362712" cy="140208"/>
+                          </a:xfrm>
+                          <a:prstGeom prst="rect"/>
+                        </pic:spPr>
+                      </pic:pic>
+                    </a:graphicData>
+                  </a:graphic>
+                </wp:inline>
+              </w:drawing>
+            </w:r>
+            <w:r>
+              <w:rPr>
+                <w:b w:val="0"/>
+                <w:i w:val="0"/>
+                <w:color w:val="1A1A1A"/>
+                <w:sz w:val="18"/>
+              </w:rPr>
+              <w:t xml:space="preserve">, because </w:t>
+            </w:r>
+            <w:r>
+              <w:drawing>
+                <wp:inline xmlns:a="http://schemas.openxmlformats.org/drawingml/2006/main" xmlns:pic="http://schemas.openxmlformats.org/drawingml/2006/picture">
+                  <wp:extent cx="719328" cy="118872"/>
+                  <wp:docPr id="15" name="Picture 15"/>
+                  <wp:cNvGraphicFramePr>
+                    <a:graphicFrameLocks noChangeAspect="1"/>
+                  </wp:cNvGraphicFramePr>
+                  <a:graphic>
+                    <a:graphicData uri="http://schemas.openxmlformats.org/drawingml/2006/picture">
+                      <pic:pic>
+                        <pic:nvPicPr>
+                          <pic:cNvPr id="0" name="4ed7c3d9bd723092.png"/>
+                          <pic:cNvPicPr/>
+                        </pic:nvPicPr>
+                        <pic:blipFill>
+                          <a:blip r:embed="rId21"/>
+                          <a:stretch>
+                            <a:fillRect/>
+                          </a:stretch>
+                        </pic:blipFill>
+                        <pic:spPr>
+                          <a:xfrm>
+                            <a:off x="0" y="0"/>
+                            <a:ext cx="719328" cy="118872"/>
+                          </a:xfrm>
+                          <a:prstGeom prst="rect"/>
+                        </pic:spPr>
+                      </pic:pic>
+                    </a:graphicData>
+                  </a:graphic>
+                </wp:inline>
+              </w:drawing>
+            </w:r>
+            <w:r>
+              <w:rPr>
+                <w:b w:val="0"/>
+                <w:i w:val="0"/>
+                <w:color w:val="1A1A1A"/>
+                <w:sz w:val="18"/>
+              </w:rPr>
+              <w:t>. Name the error and fix it.</w:t>
             </w:r>
           </w:p>
         </w:tc>

--- a/a7/packages/A7 Unit 5 - Multi-Step Proportional Relationships/Lessons/5.08/A7 5.08 Converting Mass, Area and Volume - Lesson Plan.docx
+++ b/a7/packages/A7 Unit 5 - Multi-Step Proportional Relationships/Lessons/5.08/A7 5.08 Converting Mass, Area and Volume - Lesson Plan.docx
@@ -1957,7 +1957,7 @@
                 <w:color w:val="1A1A1A"/>
                 <w:sz w:val="19"/>
               </w:rPr>
-              <w:t>Teach from the front. Expand once per law; say the OFF line out loud.</w:t>
+              <w:t>Teach from the front; say the OFF line out loud.</w:t>
             </w:r>
           </w:p>
         </w:tc>
@@ -6171,7 +6171,7 @@
                 <w:color w:val="1A1A1A"/>
                 <w:sz w:val="21"/>
               </w:rPr>
-              <w:t xml:space="preserve">  The six-question independent set is worked silently in class; whatever is not finished goes home. IXL, all skills required to a SmartScore of 67, due at the start of the next class: Convert between customary and metric systems — E8Z; Compare and convert customary units — 4B8; Compare and convert metric units — HW2.</w:t>
+              <w:t xml:space="preserve">  The six-question independent set is worked silently in class; whatever is not finished goes home. IXL, all skills required to a SmartScore of 67, due by the Unit 5 test: Convert between customary and metric systems — E8Z; Compare and convert customary units — 4B8; Compare and convert metric units — HW2.</w:t>
             </w:r>
           </w:p>
         </w:tc>

--- a/a7/packages/A7 Unit 5 - Multi-Step Proportional Relationships/Lessons/5.08/A7 5.08 Converting Mass, Area and Volume - Lesson Plan.docx
+++ b/a7/packages/A7 Unit 5 - Multi-Step Proportional Relationships/Lessons/5.08/A7 5.08 Converting Mass, Area and Volume - Lesson Plan.docx
@@ -1828,7 +1828,7 @@
                 <w:color w:val="1A1A1A"/>
                 <w:sz w:val="19"/>
               </w:rPr>
-              <w:t>Two minutes silent, then reveal. One sentence of reteach per question at most. Then the new words, read once.</w:t>
+              <w:t>Silent, then reveal. One sentence of reteach per question at most. Then the new words, read once.</w:t>
             </w:r>
           </w:p>
         </w:tc>
@@ -1957,7 +1957,7 @@
                 <w:color w:val="1A1A1A"/>
                 <w:sz w:val="19"/>
               </w:rPr>
-              <w:t>Teach from the front; say the OFF line out loud.</w:t>
+              <w:t>Teach from the front; say the off-slide sentence out loud.</w:t>
             </w:r>
           </w:p>
         </w:tc>
@@ -2891,7 +2891,7 @@
                 <w:color w:val="1A1A1A"/>
                 <w:sz w:val="19"/>
               </w:rPr>
-              <w:t>Start the skills; finish tonight.</w:t>
+              <w:t>Start the skills; due by the Unit 5 test.</w:t>
             </w:r>
           </w:p>
         </w:tc>
@@ -3086,7 +3086,7 @@
                 <w:color w:val="1A1A1A"/>
                 <w:sz w:val="21"/>
               </w:rPr>
-              <w:t xml:space="preserve">  The Notes slides and the worked half of each Example: the teacher writes, the class copies, and the OFF line is said out loud rather than printed.</w:t>
+              <w:t xml:space="preserve">  The Notes slides and the worked half of each Example: the teacher writes, the class copies, and the off-slide sentence is said out loud rather than printed.</w:t>
             </w:r>
           </w:p>
           <w:p>
